--- a/21_Black_British_Role_Models_in_Careers_Facilitator_Guide.docx
+++ b/21_Black_British_Role_Models_in_Careers_Facilitator_Guide.docx
@@ -1482,116 +1482,663 @@
           <w:color w:val="1A1A1A"/>
           <w:sz w:val="27"/>
         </w:rPr>
-        <w:t>5.  Delivery Notes</w:t>
+        <w:t xml:space="preserve">5.  Background for Staff</w:t>
       </w:r>
     </w:p>
+    <w:tbl>
+      <w:tblPr>
+        <w:tblW w:type="auto" w:w="0"/>
+        <w:jc w:val="center"/>
+        <w:tblLayout w:type="fixed"/>
+        <w:tblLook w:firstColumn="1" w:firstRow="1" w:lastColumn="0" w:lastRow="0" w:noHBand="0" w:noVBand="1" w:val="04A0"/>
+      </w:tblPr>
+      <w:tblGrid>
+        <w:gridCol w:w="2154"/>
+        <w:gridCol w:w="7087"/>
+      </w:tblGrid>
+      <w:tr>
+        <w:trPr>
+          <w:cantSplit/>
+        </w:trPr>
+        <w:tc>
+          <w:tcPr>
+            <w:tcW w:type="dxa" w:w="2154"/>
+            <w:tcBorders>
+              <w:top w:val="single" w:sz="6" w:space="0" w:color="007A3D"/>
+              <w:left w:val="single" w:sz="6" w:space="0" w:color="007A3D"/>
+              <w:bottom w:val="single" w:sz="6" w:space="0" w:color="007A3D"/>
+              <w:right w:val="single" w:sz="6" w:space="0" w:color="007A3D"/>
+            </w:tcBorders>
+            <w:shd w:val="clear" w:color="auto" w:fill="007A3D"/>
+            <w:tcMar>
+              <w:top w:w="80" w:type="dxa"/>
+              <w:left w:w="140" w:type="dxa"/>
+              <w:bottom w:w="80" w:type="dxa"/>
+              <w:right w:w="140" w:type="dxa"/>
+            </w:tcMar>
+          </w:tcPr>
+          <w:p>
+            <w:pPr>
+              <w:keepNext/>
+              <w:spacing w:after="0"/>
+            </w:pPr>
+            <w:r>
+              <w:rPr>
+                <w:rFonts w:ascii="Aptos" w:hAnsi="Aptos"/>
+                <w:b/>
+                <w:i w:val="0"/>
+                <w:color w:val="FFFFFF"/>
+                <w:sz w:val="21"/>
+              </w:rPr>
+              <w:t xml:space="preserve">When</w:t>
+            </w:r>
+          </w:p>
+        </w:tc>
+        <w:tc>
+          <w:tcPr>
+            <w:tcW w:type="dxa" w:w="7087"/>
+            <w:tcBorders>
+              <w:top w:val="single" w:sz="6" w:space="0" w:color="007A3D"/>
+              <w:left w:val="single" w:sz="6" w:space="0" w:color="007A3D"/>
+              <w:bottom w:val="single" w:sz="6" w:space="0" w:color="007A3D"/>
+              <w:right w:val="single" w:sz="6" w:space="0" w:color="007A3D"/>
+            </w:tcBorders>
+            <w:shd w:val="clear" w:color="auto" w:fill="007A3D"/>
+            <w:tcMar>
+              <w:top w:w="80" w:type="dxa"/>
+              <w:left w:w="140" w:type="dxa"/>
+              <w:bottom w:w="80" w:type="dxa"/>
+              <w:right w:w="140" w:type="dxa"/>
+            </w:tcMar>
+          </w:tcPr>
+          <w:p>
+            <w:pPr>
+              <w:keepNext/>
+              <w:spacing w:after="0"/>
+            </w:pPr>
+            <w:r>
+              <w:rPr>
+                <w:rFonts w:ascii="Aptos" w:hAnsi="Aptos"/>
+                <w:b/>
+                <w:i w:val="0"/>
+                <w:color w:val="FFFFFF"/>
+                <w:sz w:val="21"/>
+              </w:rPr>
+              <w:t xml:space="preserve">What happened</w:t>
+            </w:r>
+          </w:p>
+        </w:tc>
+      </w:tr>
+      <w:tr>
+        <w:trPr>
+          <w:cantSplit/>
+        </w:trPr>
+        <w:tc>
+          <w:tcPr>
+            <w:tcW w:type="dxa" w:w="2154"/>
+            <w:tcBorders>
+              <w:top w:val="single" w:sz="4" w:space="0" w:color="D9C58A"/>
+              <w:left w:val="single" w:sz="4" w:space="0" w:color="D9C58A"/>
+              <w:bottom w:val="single" w:sz="4" w:space="0" w:color="D9C58A"/>
+              <w:right w:val="single" w:sz="4" w:space="0" w:color="D9C58A"/>
+            </w:tcBorders>
+            <w:tcMar>
+              <w:top w:w="80" w:type="dxa"/>
+              <w:left w:w="140" w:type="dxa"/>
+              <w:bottom w:w="80" w:type="dxa"/>
+              <w:right w:w="140" w:type="dxa"/>
+            </w:tcMar>
+          </w:tcPr>
+          <w:p>
+            <w:pPr>
+              <w:keepNext/>
+              <w:spacing w:after="0"/>
+            </w:pPr>
+            <w:r>
+              <w:rPr>
+                <w:rFonts w:ascii="Aptos" w:hAnsi="Aptos"/>
+                <w:b w:val="0"/>
+                <w:i w:val="0"/>
+                <w:color w:val="1A1A1A"/>
+                <w:sz w:val="20"/>
+              </w:rPr>
+              <w:t xml:space="preserve">1985</w:t>
+            </w:r>
+          </w:p>
+        </w:tc>
+        <w:tc>
+          <w:tcPr>
+            <w:tcW w:type="dxa" w:w="7087"/>
+            <w:tcBorders>
+              <w:top w:val="single" w:sz="4" w:space="0" w:color="D9C58A"/>
+              <w:left w:val="single" w:sz="4" w:space="0" w:color="D9C58A"/>
+              <w:bottom w:val="single" w:sz="4" w:space="0" w:color="D9C58A"/>
+              <w:right w:val="single" w:sz="4" w:space="0" w:color="D9C58A"/>
+            </w:tcBorders>
+            <w:tcMar>
+              <w:top w:w="80" w:type="dxa"/>
+              <w:left w:w="140" w:type="dxa"/>
+              <w:bottom w:w="80" w:type="dxa"/>
+              <w:right w:w="140" w:type="dxa"/>
+            </w:tcMar>
+          </w:tcPr>
+          <w:p>
+            <w:pPr>
+              <w:keepNext/>
+              <w:spacing w:after="0"/>
+            </w:pPr>
+            <w:r>
+              <w:rPr>
+                <w:rFonts w:ascii="Aptos" w:hAnsi="Aptos"/>
+                <w:b w:val="0"/>
+                <w:i w:val="0"/>
+                <w:color w:val="1A1A1A"/>
+                <w:sz w:val="20"/>
+              </w:rPr>
+              <w:t xml:space="preserve">Lenny Henry and Richard Curtis co-found Comic Relief.</w:t>
+            </w:r>
+          </w:p>
+        </w:tc>
+      </w:tr>
+      <w:tr>
+        <w:trPr>
+          <w:cantSplit/>
+        </w:trPr>
+        <w:tc>
+          <w:tcPr>
+            <w:tcW w:type="dxa" w:w="2154"/>
+            <w:tcBorders>
+              <w:top w:val="single" w:sz="4" w:space="0" w:color="D9C58A"/>
+              <w:left w:val="single" w:sz="4" w:space="0" w:color="D9C58A"/>
+              <w:bottom w:val="single" w:sz="4" w:space="0" w:color="D9C58A"/>
+              <w:right w:val="single" w:sz="4" w:space="0" w:color="D9C58A"/>
+            </w:tcBorders>
+            <w:tcMar>
+              <w:top w:w="80" w:type="dxa"/>
+              <w:left w:w="140" w:type="dxa"/>
+              <w:bottom w:w="80" w:type="dxa"/>
+              <w:right w:w="140" w:type="dxa"/>
+            </w:tcMar>
+          </w:tcPr>
+          <w:p>
+            <w:pPr>
+              <w:keepNext/>
+              <w:spacing w:after="0"/>
+            </w:pPr>
+            <w:r>
+              <w:rPr>
+                <w:rFonts w:ascii="Aptos" w:hAnsi="Aptos"/>
+                <w:b w:val="0"/>
+                <w:i w:val="0"/>
+                <w:color w:val="1A1A1A"/>
+                <w:sz w:val="20"/>
+              </w:rPr>
+              <w:t xml:space="preserve">2003</w:t>
+            </w:r>
+          </w:p>
+        </w:tc>
+        <w:tc>
+          <w:tcPr>
+            <w:tcW w:type="dxa" w:w="7087"/>
+            <w:tcBorders>
+              <w:top w:val="single" w:sz="4" w:space="0" w:color="D9C58A"/>
+              <w:left w:val="single" w:sz="4" w:space="0" w:color="D9C58A"/>
+              <w:bottom w:val="single" w:sz="4" w:space="0" w:color="D9C58A"/>
+              <w:right w:val="single" w:sz="4" w:space="0" w:color="D9C58A"/>
+            </w:tcBorders>
+            <w:tcMar>
+              <w:top w:w="80" w:type="dxa"/>
+              <w:left w:w="140" w:type="dxa"/>
+              <w:bottom w:w="80" w:type="dxa"/>
+              <w:right w:w="140" w:type="dxa"/>
+            </w:tcMar>
+          </w:tcPr>
+          <w:p>
+            <w:pPr>
+              <w:keepNext/>
+              <w:spacing w:after="0"/>
+            </w:pPr>
+            <w:r>
+              <w:rPr>
+                <w:rFonts w:ascii="Aptos" w:hAnsi="Aptos"/>
+                <w:b w:val="0"/>
+                <w:i w:val="0"/>
+                <w:color w:val="1A1A1A"/>
+                <w:sz w:val="20"/>
+              </w:rPr>
+              <w:t xml:space="preserve">Valerie Amos becomes the first Black woman in the UK Cabinet.</w:t>
+            </w:r>
+          </w:p>
+        </w:tc>
+      </w:tr>
+      <w:tr>
+        <w:trPr>
+          <w:cantSplit/>
+        </w:trPr>
+        <w:tc>
+          <w:tcPr>
+            <w:tcW w:type="dxa" w:w="2154"/>
+            <w:tcBorders>
+              <w:top w:val="single" w:sz="4" w:space="0" w:color="D9C58A"/>
+              <w:left w:val="single" w:sz="4" w:space="0" w:color="D9C58A"/>
+              <w:bottom w:val="single" w:sz="4" w:space="0" w:color="D9C58A"/>
+              <w:right w:val="single" w:sz="4" w:space="0" w:color="D9C58A"/>
+            </w:tcBorders>
+            <w:tcMar>
+              <w:top w:w="80" w:type="dxa"/>
+              <w:left w:w="140" w:type="dxa"/>
+              <w:bottom w:w="80" w:type="dxa"/>
+              <w:right w:w="140" w:type="dxa"/>
+            </w:tcMar>
+          </w:tcPr>
+          <w:p>
+            <w:pPr>
+              <w:keepNext/>
+              <w:spacing w:after="0"/>
+            </w:pPr>
+            <w:r>
+              <w:rPr>
+                <w:rFonts w:ascii="Aptos" w:hAnsi="Aptos"/>
+                <w:b w:val="0"/>
+                <w:i w:val="0"/>
+                <w:color w:val="1A1A1A"/>
+                <w:sz w:val="20"/>
+              </w:rPr>
+              <w:t xml:space="preserve">2004</w:t>
+            </w:r>
+          </w:p>
+        </w:tc>
+        <w:tc>
+          <w:tcPr>
+            <w:tcW w:type="dxa" w:w="7087"/>
+            <w:tcBorders>
+              <w:top w:val="single" w:sz="4" w:space="0" w:color="D9C58A"/>
+              <w:left w:val="single" w:sz="4" w:space="0" w:color="D9C58A"/>
+              <w:bottom w:val="single" w:sz="4" w:space="0" w:color="D9C58A"/>
+              <w:right w:val="single" w:sz="4" w:space="0" w:color="D9C58A"/>
+            </w:tcBorders>
+            <w:tcMar>
+              <w:top w:w="80" w:type="dxa"/>
+              <w:left w:w="140" w:type="dxa"/>
+              <w:bottom w:w="80" w:type="dxa"/>
+              <w:right w:w="140" w:type="dxa"/>
+            </w:tcMar>
+          </w:tcPr>
+          <w:p>
+            <w:pPr>
+              <w:keepNext/>
+              <w:spacing w:after="0"/>
+            </w:pPr>
+            <w:r>
+              <w:rPr>
+                <w:rFonts w:ascii="Aptos" w:hAnsi="Aptos"/>
+                <w:b w:val="0"/>
+                <w:i w:val="0"/>
+                <w:color w:val="1A1A1A"/>
+                <w:sz w:val="20"/>
+              </w:rPr>
+              <w:t xml:space="preserve">Linda Dobbs becomes the first Black High Court judge; Ade Adepitan wins Paralympic bronze in Athens.</w:t>
+            </w:r>
+          </w:p>
+        </w:tc>
+      </w:tr>
+      <w:tr>
+        <w:trPr>
+          <w:cantSplit/>
+        </w:trPr>
+        <w:tc>
+          <w:tcPr>
+            <w:tcW w:type="dxa" w:w="2154"/>
+            <w:tcBorders>
+              <w:top w:val="single" w:sz="4" w:space="0" w:color="D9C58A"/>
+              <w:left w:val="single" w:sz="4" w:space="0" w:color="D9C58A"/>
+              <w:bottom w:val="single" w:sz="4" w:space="0" w:color="D9C58A"/>
+              <w:right w:val="single" w:sz="4" w:space="0" w:color="D9C58A"/>
+            </w:tcBorders>
+            <w:tcMar>
+              <w:top w:w="80" w:type="dxa"/>
+              <w:left w:w="140" w:type="dxa"/>
+              <w:bottom w:w="80" w:type="dxa"/>
+              <w:right w:w="140" w:type="dxa"/>
+            </w:tcMar>
+          </w:tcPr>
+          <w:p>
+            <w:pPr>
+              <w:keepNext/>
+              <w:spacing w:after="0"/>
+            </w:pPr>
+            <w:r>
+              <w:rPr>
+                <w:rFonts w:ascii="Aptos" w:hAnsi="Aptos"/>
+                <w:b w:val="0"/>
+                <w:i w:val="0"/>
+                <w:color w:val="1A1A1A"/>
+                <w:sz w:val="20"/>
+              </w:rPr>
+              <w:t xml:space="preserve">2006</w:t>
+            </w:r>
+          </w:p>
+        </w:tc>
+        <w:tc>
+          <w:tcPr>
+            <w:tcW w:type="dxa" w:w="7087"/>
+            <w:tcBorders>
+              <w:top w:val="single" w:sz="4" w:space="0" w:color="D9C58A"/>
+              <w:left w:val="single" w:sz="4" w:space="0" w:color="D9C58A"/>
+              <w:bottom w:val="single" w:sz="4" w:space="0" w:color="D9C58A"/>
+              <w:right w:val="single" w:sz="4" w:space="0" w:color="D9C58A"/>
+            </w:tcBorders>
+            <w:tcMar>
+              <w:top w:w="80" w:type="dxa"/>
+              <w:left w:w="140" w:type="dxa"/>
+              <w:bottom w:w="80" w:type="dxa"/>
+              <w:right w:w="140" w:type="dxa"/>
+            </w:tcMar>
+          </w:tcPr>
+          <w:p>
+            <w:pPr>
+              <w:keepNext/>
+              <w:spacing w:after="0"/>
+            </w:pPr>
+            <w:r>
+              <w:rPr>
+                <w:rFonts w:ascii="Aptos" w:hAnsi="Aptos"/>
+                <w:b w:val="0"/>
+                <w:i w:val="0"/>
+                <w:color w:val="1A1A1A"/>
+                <w:sz w:val="20"/>
+              </w:rPr>
+              <w:t xml:space="preserve">Jamal Edwards starts SB.TV, aged 15 (MBE 2014; he died in 2022).</w:t>
+            </w:r>
+          </w:p>
+        </w:tc>
+      </w:tr>
+      <w:tr>
+        <w:trPr>
+          <w:cantSplit/>
+        </w:trPr>
+        <w:tc>
+          <w:tcPr>
+            <w:tcW w:type="dxa" w:w="2154"/>
+            <w:tcBorders>
+              <w:top w:val="single" w:sz="4" w:space="0" w:color="D9C58A"/>
+              <w:left w:val="single" w:sz="4" w:space="0" w:color="D9C58A"/>
+              <w:bottom w:val="single" w:sz="4" w:space="0" w:color="D9C58A"/>
+              <w:right w:val="single" w:sz="4" w:space="0" w:color="D9C58A"/>
+            </w:tcBorders>
+            <w:tcMar>
+              <w:top w:w="80" w:type="dxa"/>
+              <w:left w:w="140" w:type="dxa"/>
+              <w:bottom w:w="80" w:type="dxa"/>
+              <w:right w:w="140" w:type="dxa"/>
+            </w:tcMar>
+          </w:tcPr>
+          <w:p>
+            <w:pPr>
+              <w:keepNext/>
+              <w:spacing w:after="0"/>
+            </w:pPr>
+            <w:r>
+              <w:rPr>
+                <w:rFonts w:ascii="Aptos" w:hAnsi="Aptos"/>
+                <w:b w:val="0"/>
+                <w:i w:val="0"/>
+                <w:color w:val="1A1A1A"/>
+                <w:sz w:val="20"/>
+              </w:rPr>
+              <w:t xml:space="preserve">2013</w:t>
+            </w:r>
+          </w:p>
+        </w:tc>
+        <w:tc>
+          <w:tcPr>
+            <w:tcW w:type="dxa" w:w="7087"/>
+            <w:tcBorders>
+              <w:top w:val="single" w:sz="4" w:space="0" w:color="D9C58A"/>
+              <w:left w:val="single" w:sz="4" w:space="0" w:color="D9C58A"/>
+              <w:bottom w:val="single" w:sz="4" w:space="0" w:color="D9C58A"/>
+              <w:right w:val="single" w:sz="4" w:space="0" w:color="D9C58A"/>
+            </w:tcBorders>
+            <w:tcMar>
+              <w:top w:w="80" w:type="dxa"/>
+              <w:left w:w="140" w:type="dxa"/>
+              <w:bottom w:w="80" w:type="dxa"/>
+              <w:right w:w="140" w:type="dxa"/>
+            </w:tcMar>
+          </w:tcPr>
+          <w:p>
+            <w:pPr>
+              <w:keepNext/>
+              <w:spacing w:after="0"/>
+            </w:pPr>
+            <w:r>
+              <w:rPr>
+                <w:rFonts w:ascii="Aptos" w:hAnsi="Aptos"/>
+                <w:b w:val="0"/>
+                <w:i w:val="0"/>
+                <w:color w:val="1A1A1A"/>
+                <w:sz w:val="20"/>
+              </w:rPr>
+              <w:t xml:space="preserve">Anne-Marie Imafidon co-founds Stemettes.</w:t>
+            </w:r>
+          </w:p>
+        </w:tc>
+      </w:tr>
+      <w:tr>
+        <w:trPr>
+          <w:cantSplit/>
+        </w:trPr>
+        <w:tc>
+          <w:tcPr>
+            <w:tcW w:type="dxa" w:w="2154"/>
+            <w:tcBorders>
+              <w:top w:val="single" w:sz="4" w:space="0" w:color="D9C58A"/>
+              <w:left w:val="single" w:sz="4" w:space="0" w:color="D9C58A"/>
+              <w:bottom w:val="single" w:sz="4" w:space="0" w:color="D9C58A"/>
+              <w:right w:val="single" w:sz="4" w:space="0" w:color="D9C58A"/>
+            </w:tcBorders>
+            <w:tcMar>
+              <w:top w:w="80" w:type="dxa"/>
+              <w:left w:w="140" w:type="dxa"/>
+              <w:bottom w:w="80" w:type="dxa"/>
+              <w:right w:w="140" w:type="dxa"/>
+            </w:tcMar>
+          </w:tcPr>
+          <w:p>
+            <w:pPr>
+              <w:keepNext/>
+              <w:spacing w:after="0"/>
+            </w:pPr>
+            <w:r>
+              <w:rPr>
+                <w:rFonts w:ascii="Aptos" w:hAnsi="Aptos"/>
+                <w:b w:val="0"/>
+                <w:i w:val="0"/>
+                <w:color w:val="1A1A1A"/>
+                <w:sz w:val="20"/>
+              </w:rPr>
+              <w:t xml:space="preserve">2014</w:t>
+            </w:r>
+          </w:p>
+        </w:tc>
+        <w:tc>
+          <w:tcPr>
+            <w:tcW w:type="dxa" w:w="7087"/>
+            <w:tcBorders>
+              <w:top w:val="single" w:sz="4" w:space="0" w:color="D9C58A"/>
+              <w:left w:val="single" w:sz="4" w:space="0" w:color="D9C58A"/>
+              <w:bottom w:val="single" w:sz="4" w:space="0" w:color="D9C58A"/>
+              <w:right w:val="single" w:sz="4" w:space="0" w:color="D9C58A"/>
+            </w:tcBorders>
+            <w:tcMar>
+              <w:top w:w="80" w:type="dxa"/>
+              <w:left w:w="140" w:type="dxa"/>
+              <w:bottom w:w="80" w:type="dxa"/>
+              <w:right w:w="140" w:type="dxa"/>
+            </w:tcMar>
+          </w:tcPr>
+          <w:p>
+            <w:pPr>
+              <w:keepNext/>
+              <w:spacing w:after="0"/>
+            </w:pPr>
+            <w:r>
+              <w:rPr>
+                <w:rFonts w:ascii="Aptos" w:hAnsi="Aptos"/>
+                <w:b w:val="0"/>
+                <w:i w:val="0"/>
+                <w:color w:val="1A1A1A"/>
+                <w:sz w:val="20"/>
+              </w:rPr>
+              <w:t xml:space="preserve">Maggie Aderin-Pocock becomes a presenter of The Sky at Night.</w:t>
+            </w:r>
+          </w:p>
+        </w:tc>
+      </w:tr>
+      <w:tr>
+        <w:trPr>
+          <w:cantSplit/>
+        </w:trPr>
+        <w:tc>
+          <w:tcPr>
+            <w:tcW w:type="dxa" w:w="2154"/>
+            <w:tcBorders>
+              <w:top w:val="single" w:sz="4" w:space="0" w:color="D9C58A"/>
+              <w:left w:val="single" w:sz="4" w:space="0" w:color="D9C58A"/>
+              <w:bottom w:val="single" w:sz="4" w:space="0" w:color="D9C58A"/>
+              <w:right w:val="single" w:sz="4" w:space="0" w:color="D9C58A"/>
+            </w:tcBorders>
+            <w:tcMar>
+              <w:top w:w="80" w:type="dxa"/>
+              <w:left w:w="140" w:type="dxa"/>
+              <w:bottom w:w="80" w:type="dxa"/>
+              <w:right w:w="140" w:type="dxa"/>
+            </w:tcMar>
+          </w:tcPr>
+          <w:p>
+            <w:pPr>
+              <w:keepNext/>
+              <w:spacing w:after="0"/>
+            </w:pPr>
+            <w:r>
+              <w:rPr>
+                <w:rFonts w:ascii="Aptos" w:hAnsi="Aptos"/>
+                <w:b w:val="0"/>
+                <w:i w:val="0"/>
+                <w:color w:val="1A1A1A"/>
+                <w:sz w:val="20"/>
+              </w:rPr>
+              <w:t xml:space="preserve">2018</w:t>
+            </w:r>
+          </w:p>
+        </w:tc>
+        <w:tc>
+          <w:tcPr>
+            <w:tcW w:type="dxa" w:w="7087"/>
+            <w:tcBorders>
+              <w:top w:val="single" w:sz="4" w:space="0" w:color="D9C58A"/>
+              <w:left w:val="single" w:sz="4" w:space="0" w:color="D9C58A"/>
+              <w:bottom w:val="single" w:sz="4" w:space="0" w:color="D9C58A"/>
+              <w:right w:val="single" w:sz="4" w:space="0" w:color="D9C58A"/>
+            </w:tcBorders>
+            <w:tcMar>
+              <w:top w:w="80" w:type="dxa"/>
+              <w:left w:w="140" w:type="dxa"/>
+              <w:bottom w:w="80" w:type="dxa"/>
+              <w:right w:w="140" w:type="dxa"/>
+            </w:tcMar>
+          </w:tcPr>
+          <w:p>
+            <w:pPr>
+              <w:keepNext/>
+              <w:spacing w:after="0"/>
+            </w:pPr>
+            <w:r>
+              <w:rPr>
+                <w:rFonts w:ascii="Aptos" w:hAnsi="Aptos"/>
+                <w:b w:val="0"/>
+                <w:i w:val="0"/>
+                <w:color w:val="1A1A1A"/>
+                <w:sz w:val="20"/>
+              </w:rPr>
+              <w:t xml:space="preserve">Olivette Otele becomes the UK's first Black woman professor of history.</w:t>
+            </w:r>
+          </w:p>
+        </w:tc>
+      </w:tr>
+      <w:tr>
+        <w:trPr>
+          <w:cantSplit/>
+        </w:trPr>
+        <w:tc>
+          <w:tcPr>
+            <w:tcW w:type="dxa" w:w="2154"/>
+            <w:tcBorders>
+              <w:top w:val="single" w:sz="4" w:space="0" w:color="D9C58A"/>
+              <w:left w:val="single" w:sz="4" w:space="0" w:color="D9C58A"/>
+              <w:bottom w:val="single" w:sz="4" w:space="0" w:color="D9C58A"/>
+              <w:right w:val="single" w:sz="4" w:space="0" w:color="D9C58A"/>
+            </w:tcBorders>
+            <w:tcMar>
+              <w:top w:w="80" w:type="dxa"/>
+              <w:left w:w="140" w:type="dxa"/>
+              <w:bottom w:w="80" w:type="dxa"/>
+              <w:right w:w="140" w:type="dxa"/>
+            </w:tcMar>
+          </w:tcPr>
+          <w:p>
+            <w:pPr>
+              <w:spacing w:after="0"/>
+            </w:pPr>
+            <w:r>
+              <w:rPr>
+                <w:rFonts w:ascii="Aptos" w:hAnsi="Aptos"/>
+                <w:b w:val="0"/>
+                <w:i w:val="0"/>
+                <w:color w:val="1A1A1A"/>
+                <w:sz w:val="20"/>
+              </w:rPr>
+              <w:t xml:space="preserve">Careers link</w:t>
+            </w:r>
+          </w:p>
+        </w:tc>
+        <w:tc>
+          <w:tcPr>
+            <w:tcW w:type="dxa" w:w="7087"/>
+            <w:tcBorders>
+              <w:top w:val="single" w:sz="4" w:space="0" w:color="D9C58A"/>
+              <w:left w:val="single" w:sz="4" w:space="0" w:color="D9C58A"/>
+              <w:bottom w:val="single" w:sz="4" w:space="0" w:color="D9C58A"/>
+              <w:right w:val="single" w:sz="4" w:space="0" w:color="D9C58A"/>
+            </w:tcBorders>
+            <w:tcMar>
+              <w:top w:w="80" w:type="dxa"/>
+              <w:left w:w="140" w:type="dxa"/>
+              <w:bottom w:w="80" w:type="dxa"/>
+              <w:right w:w="140" w:type="dxa"/>
+            </w:tcMar>
+          </w:tcPr>
+          <w:p>
+            <w:pPr>
+              <w:spacing w:after="0"/>
+            </w:pPr>
+            <w:r>
+              <w:rPr>
+                <w:rFonts w:ascii="Aptos" w:hAnsi="Aptos"/>
+                <w:b w:val="0"/>
+                <w:i w:val="0"/>
+                <w:color w:val="1A1A1A"/>
+                <w:sz w:val="20"/>
+              </w:rPr>
+              <w:t xml:space="preserve">Link the session to your careers programme: invite a local speaker or use free employer encounter resources.</w:t>
+            </w:r>
+          </w:p>
+        </w:tc>
+      </w:tr>
+    </w:tbl>
     <w:p>
       <w:pPr>
-        <w:spacing w:after="60"/>
-        <w:ind w:left="454" w:hanging="255"/>
-      </w:pPr>
-      <w:r>
-        <w:rPr>
-          <w:rFonts w:ascii="Aptos" w:hAnsi="Aptos"/>
-          <w:b/>
-          <w:i w:val="0"/>
-          <w:color w:val="E8A800"/>
-          <w:sz w:val="16"/>
-        </w:rPr>
-        <w:t xml:space="preserve">■  </w:t>
-      </w:r>
-      <w:r>
-        <w:rPr>
-          <w:rFonts w:ascii="Aptos" w:hAnsi="Aptos"/>
-          <w:b w:val="0"/>
-          <w:i w:val="0"/>
-          <w:color w:val="1A1A1A"/>
-          <w:sz w:val="20"/>
-        </w:rPr>
-        <w:t>Have information on local college courses and apprenticeships ready. The spider diagram often raises practical questions.</w:t>
-      </w:r>
-    </w:p>
-    <w:p>
-      <w:pPr>
-        <w:spacing w:after="60"/>
-        <w:ind w:left="454" w:hanging="255"/>
-      </w:pPr>
-      <w:r>
-        <w:rPr>
-          <w:rFonts w:ascii="Aptos" w:hAnsi="Aptos"/>
-          <w:b/>
-          <w:i w:val="0"/>
-          <w:color w:val="E8A800"/>
-          <w:sz w:val="16"/>
-        </w:rPr>
-        <w:t xml:space="preserve">■  </w:t>
-      </w:r>
-      <w:r>
-        <w:rPr>
-          <w:rFonts w:ascii="Aptos" w:hAnsi="Aptos"/>
-          <w:b w:val="0"/>
-          <w:i w:val="0"/>
-          <w:color w:val="1A1A1A"/>
-          <w:sz w:val="20"/>
-        </w:rPr>
-        <w:t>Stress that there are many routes: college, apprenticeships, university, starting a business.</w:t>
-      </w:r>
-    </w:p>
-    <w:p>
-      <w:pPr>
-        <w:spacing w:after="60"/>
-        <w:ind w:left="454" w:hanging="255"/>
-      </w:pPr>
-      <w:r>
-        <w:rPr>
-          <w:rFonts w:ascii="Aptos" w:hAnsi="Aptos"/>
-          <w:b/>
-          <w:i w:val="0"/>
-          <w:color w:val="E8A800"/>
-          <w:sz w:val="16"/>
-        </w:rPr>
-        <w:t xml:space="preserve">■  </w:t>
-      </w:r>
-      <w:r>
-        <w:rPr>
-          <w:rFonts w:ascii="Aptos" w:hAnsi="Aptos"/>
-          <w:b w:val="0"/>
-          <w:i w:val="0"/>
-          <w:color w:val="1A1A1A"/>
-          <w:sz w:val="20"/>
-        </w:rPr>
-        <w:t>Invite a local Black professional to speak, in person or by video, if possible.</w:t>
-      </w:r>
-    </w:p>
-    <w:p>
-      <w:pPr>
-        <w:spacing w:after="60"/>
-        <w:ind w:left="454" w:hanging="255"/>
-      </w:pPr>
-      <w:r>
-        <w:rPr>
-          <w:rFonts w:ascii="Aptos" w:hAnsi="Aptos"/>
-          <w:b/>
-          <w:i w:val="0"/>
-          <w:color w:val="E8A800"/>
-          <w:sz w:val="16"/>
-        </w:rPr>
-        <w:t xml:space="preserve">■  </w:t>
-      </w:r>
-      <w:r>
-        <w:rPr>
-          <w:rFonts w:ascii="Aptos" w:hAnsi="Aptos"/>
-          <w:b w:val="0"/>
-          <w:i w:val="0"/>
-          <w:color w:val="1A1A1A"/>
-          <w:sz w:val="20"/>
-        </w:rPr>
-        <w:t>Link to your setting's careers adviser and follow up on students' 'next step'.</w:t>
-      </w:r>
-    </w:p>
-    <w:p>
-      <w:pPr>
-        <w:spacing w:after="0" w:line="120" w:lineRule="exact"/>
+        <w:spacing w:after="0" w:line="160" w:lineRule="exact"/>
       </w:pPr>
       <w:r>
         <w:rPr>
@@ -1620,7 +2167,145 @@
           <w:color w:val="FFFFFF"/>
           <w:sz w:val="27"/>
         </w:rPr>
-        <w:t>6.  Answer Key</w:t>
+        <w:t>6.  Delivery Notes</w:t>
+      </w:r>
+    </w:p>
+    <w:p>
+      <w:pPr>
+        <w:spacing w:after="60"/>
+        <w:ind w:left="454" w:hanging="255"/>
+      </w:pPr>
+      <w:r>
+        <w:rPr>
+          <w:rFonts w:ascii="Aptos" w:hAnsi="Aptos"/>
+          <w:b/>
+          <w:i w:val="0"/>
+          <w:color w:val="E8A800"/>
+          <w:sz w:val="16"/>
+        </w:rPr>
+        <w:t xml:space="preserve">■  </w:t>
+      </w:r>
+      <w:r>
+        <w:rPr>
+          <w:rFonts w:ascii="Aptos" w:hAnsi="Aptos"/>
+          <w:b w:val="0"/>
+          <w:i w:val="0"/>
+          <w:color w:val="1A1A1A"/>
+          <w:sz w:val="20"/>
+        </w:rPr>
+        <w:t>Have information on local college courses and apprenticeships ready. The spider diagram often raises practical questions.</w:t>
+      </w:r>
+    </w:p>
+    <w:p>
+      <w:pPr>
+        <w:spacing w:after="60"/>
+        <w:ind w:left="454" w:hanging="255"/>
+      </w:pPr>
+      <w:r>
+        <w:rPr>
+          <w:rFonts w:ascii="Aptos" w:hAnsi="Aptos"/>
+          <w:b/>
+          <w:i w:val="0"/>
+          <w:color w:val="E8A800"/>
+          <w:sz w:val="16"/>
+        </w:rPr>
+        <w:t xml:space="preserve">■  </w:t>
+      </w:r>
+      <w:r>
+        <w:rPr>
+          <w:rFonts w:ascii="Aptos" w:hAnsi="Aptos"/>
+          <w:b w:val="0"/>
+          <w:i w:val="0"/>
+          <w:color w:val="1A1A1A"/>
+          <w:sz w:val="20"/>
+        </w:rPr>
+        <w:t>Stress that there are many routes: college, apprenticeships, university, starting a business.</w:t>
+      </w:r>
+    </w:p>
+    <w:p>
+      <w:pPr>
+        <w:spacing w:after="60"/>
+        <w:ind w:left="454" w:hanging="255"/>
+      </w:pPr>
+      <w:r>
+        <w:rPr>
+          <w:rFonts w:ascii="Aptos" w:hAnsi="Aptos"/>
+          <w:b/>
+          <w:i w:val="0"/>
+          <w:color w:val="E8A800"/>
+          <w:sz w:val="16"/>
+        </w:rPr>
+        <w:t xml:space="preserve">■  </w:t>
+      </w:r>
+      <w:r>
+        <w:rPr>
+          <w:rFonts w:ascii="Aptos" w:hAnsi="Aptos"/>
+          <w:b w:val="0"/>
+          <w:i w:val="0"/>
+          <w:color w:val="1A1A1A"/>
+          <w:sz w:val="20"/>
+        </w:rPr>
+        <w:t>Invite a local Black professional to speak, in person or by video, if possible.</w:t>
+      </w:r>
+    </w:p>
+    <w:p>
+      <w:pPr>
+        <w:spacing w:after="60"/>
+        <w:ind w:left="454" w:hanging="255"/>
+      </w:pPr>
+      <w:r>
+        <w:rPr>
+          <w:rFonts w:ascii="Aptos" w:hAnsi="Aptos"/>
+          <w:b/>
+          <w:i w:val="0"/>
+          <w:color w:val="E8A800"/>
+          <w:sz w:val="16"/>
+        </w:rPr>
+        <w:t xml:space="preserve">■  </w:t>
+      </w:r>
+      <w:r>
+        <w:rPr>
+          <w:rFonts w:ascii="Aptos" w:hAnsi="Aptos"/>
+          <w:b w:val="0"/>
+          <w:i w:val="0"/>
+          <w:color w:val="1A1A1A"/>
+          <w:sz w:val="20"/>
+        </w:rPr>
+        <w:t>Link to your setting's careers adviser and follow up on students' 'next step'.</w:t>
+      </w:r>
+    </w:p>
+    <w:p>
+      <w:pPr>
+        <w:spacing w:after="0" w:line="120" w:lineRule="exact"/>
+      </w:pPr>
+      <w:r>
+        <w:rPr>
+          <w:sz w:val="4"/>
+        </w:rPr>
+      </w:r>
+    </w:p>
+    <w:p>
+      <w:pPr>
+        <w:keepNext/>
+        <w:pBdr>
+          <w:top w:val="single" w:sz="4" w:space="4" w:color="CE1126"/>
+          <w:left w:val="single" w:sz="4" w:space="6" w:color="CE1126"/>
+          <w:bottom w:val="single" w:sz="4" w:space="4" w:color="CE1126"/>
+          <w:right w:val="single" w:sz="4" w:space="6" w:color="CE1126"/>
+        </w:pBdr>
+        <w:shd w:val="clear" w:color="auto" w:fill="CE1126"/>
+        <w:spacing w:before="200" w:after="120"/>
+        <w:ind w:left="68" w:right="68"/>
+      </w:pPr>
+      <w:r>
+        <w:rPr>
+          <w:rFonts w:ascii="Aptos Display" w:hAnsi="Aptos Display"/>
+          <w:b/>
+          <w:i w:val="0"/>
+          <w:color w:val="FFFFFF"/>
+          <w:sz w:val="27"/>
+        </w:rPr>
+        <w:t>7.  Answer Key</w:t>
       </w:r>
     </w:p>
     <w:p>
@@ -2358,12 +3043,12 @@
       <w:pPr>
         <w:keepNext/>
         <w:pBdr>
-          <w:top w:val="single" w:sz="4" w:space="4" w:color="CE1126"/>
-          <w:left w:val="single" w:sz="4" w:space="6" w:color="CE1126"/>
-          <w:bottom w:val="single" w:sz="4" w:space="4" w:color="CE1126"/>
-          <w:right w:val="single" w:sz="4" w:space="6" w:color="CE1126"/>
+          <w:top w:val="single" w:sz="4" w:space="4" w:color="E8A800"/>
+          <w:left w:val="single" w:sz="4" w:space="6" w:color="E8A800"/>
+          <w:bottom w:val="single" w:sz="4" w:space="4" w:color="E8A800"/>
+          <w:right w:val="single" w:sz="4" w:space="6" w:color="E8A800"/>
         </w:pBdr>
-        <w:shd w:val="clear" w:color="auto" w:fill="CE1126"/>
+        <w:shd w:val="clear" w:color="auto" w:fill="E8A800"/>
         <w:spacing w:before="200" w:after="120"/>
         <w:ind w:left="68" w:right="68"/>
       </w:pPr>
@@ -2372,10 +3057,10 @@
           <w:rFonts w:ascii="Aptos Display" w:hAnsi="Aptos Display"/>
           <w:b/>
           <w:i w:val="0"/>
-          <w:color w:val="FFFFFF"/>
+          <w:color w:val="1A1A1A"/>
           <w:sz w:val="27"/>
         </w:rPr>
-        <w:t>7.  Sensitivity &amp; Safeguarding</w:t>
+        <w:t>8.  Sensitivity &amp; Safeguarding</w:t>
       </w:r>
     </w:p>
     <w:tbl>
@@ -2471,12 +3156,12 @@
       <w:pPr>
         <w:keepNext/>
         <w:pBdr>
-          <w:top w:val="single" w:sz="4" w:space="4" w:color="E8A800"/>
-          <w:left w:val="single" w:sz="4" w:space="6" w:color="E8A800"/>
-          <w:bottom w:val="single" w:sz="4" w:space="4" w:color="E8A800"/>
-          <w:right w:val="single" w:sz="4" w:space="6" w:color="E8A800"/>
+          <w:top w:val="single" w:sz="4" w:space="4" w:color="007A3D"/>
+          <w:left w:val="single" w:sz="4" w:space="6" w:color="007A3D"/>
+          <w:bottom w:val="single" w:sz="4" w:space="4" w:color="007A3D"/>
+          <w:right w:val="single" w:sz="4" w:space="6" w:color="007A3D"/>
         </w:pBdr>
-        <w:shd w:val="clear" w:color="auto" w:fill="E8A800"/>
+        <w:shd w:val="clear" w:color="auto" w:fill="007A3D"/>
         <w:spacing w:before="200" w:after="120"/>
         <w:ind w:left="68" w:right="68"/>
       </w:pPr>
@@ -2485,10 +3170,10 @@
           <w:rFonts w:ascii="Aptos Display" w:hAnsi="Aptos Display"/>
           <w:b/>
           <w:i w:val="0"/>
-          <w:color w:val="1A1A1A"/>
+          <w:color w:val="FFFFFF"/>
           <w:sz w:val="27"/>
         </w:rPr>
-        <w:t>8.  Extension Ideas</w:t>
+        <w:t>9.  Extension Ideas</w:t>
       </w:r>
     </w:p>
     <w:p>
